--- a/courts/fourth-circuit/west-virginia/state/supreme-court/reply-brief/usage/OUTPUT-reply-brief.docx
+++ b/courts/fourth-circuit/west-virginia/state/supreme-court/reply-brief/usage/OUTPUT-reply-brief.docx
@@ -1256,7 +1256,7 @@
         <w:tab/>
       </w:r>
       <w:r>
-        <w:t xml:space="preserve">4</w:t>
+        <w:t xml:space="preserve">3</w:t>
       </w:r>
     </w:p>
     <w:p>
@@ -1754,7 +1754,7 @@
         <w:tab/>
       </w:r>
       <w:r>
-        <w:t xml:space="preserve">21</w:t>
+        <w:t xml:space="preserve">22</w:t>
       </w:r>
     </w:p>
     <w:p>
@@ -2882,7 +2882,7 @@
         <w:tab/>
       </w:r>
       <w:r>
-        <w:t xml:space="preserve">4</w:t>
+        <w:t xml:space="preserve">5</w:t>
       </w:r>
     </w:p>
     <w:p>
@@ -3842,7 +3842,7 @@
         <w:tab/>
       </w:r>
       <w:r>
-        <w:t xml:space="preserve">4</w:t>
+        <w:t xml:space="preserve">5</w:t>
       </w:r>
     </w:p>
     <w:p>
@@ -4076,7 +4076,7 @@
         <w:tab/>
       </w:r>
       <w:r>
-        <w:t xml:space="preserve">4</w:t>
+        <w:t xml:space="preserve">5</w:t>
       </w:r>
     </w:p>
     <w:p>
@@ -4581,7 +4581,7 @@
         <w:tab/>
       </w:r>
       <w:r>
-        <w:t xml:space="preserve">3, 5</w:t>
+        <w:t xml:space="preserve">4</w:t>
       </w:r>
     </w:p>
     <w:p>
@@ -4643,7 +4643,7 @@
         <w:tab/>
       </w:r>
       <w:r>
-        <w:t xml:space="preserve">3, 5</w:t>
+        <w:t xml:space="preserve">4</w:t>
       </w:r>
     </w:p>
     <w:p>
@@ -4853,7 +4853,7 @@
         <w:tab/>
       </w:r>
       <w:r>
-        <w:t xml:space="preserve">4, 5</w:t>
+        <w:t xml:space="preserve">3, 4, 5</w:t>
       </w:r>
     </w:p>
     <w:p>
@@ -5001,7 +5001,7 @@
         <w:tab/>
       </w:r>
       <w:r>
-        <w:t xml:space="preserve">9, 15</w:t>
+        <w:t xml:space="preserve">9, 16</w:t>
       </w:r>
     </w:p>
     <w:p>
@@ -11398,6 +11398,7 @@
     <w:unhideWhenUsed/>
     <w:qFormat/>
     <w:pPr>
+      <w:keepLines/>
       <w:spacing w:before="0" w:after="140" w:line="276" w:lineRule="exact"/>
     </w:pPr>
     <w:rPr>

--- a/courts/fourth-circuit/west-virginia/state/supreme-court/reply-brief/usage/OUTPUT-reply-brief.docx
+++ b/courts/fourth-circuit/west-virginia/state/supreme-court/reply-brief/usage/OUTPUT-reply-brief.docx
@@ -5340,19 +5340,7 @@
         <w:pStyle w:val="BodyTextNote"/>
       </w:pPr>
       <w:r>
-        <w:t xml:space="preserve">Therefore, because the matters were consolidated into a single civil case over which the ICA already asserted jurisdiction, the ICA had jurisdiction to consider the appeal. This is especially so, given the ICA’s broad jurisdiction to hear “[f]inal judgments or orders of a circuit court in civil cases” and that Land Use Planning Act’s directive that zoning appeals be heard “in the same manner, and upon the same terms, conditions and limitations as appeals in other civil cases.” See W. Va. Code § 8A</w:t>
-      </w:r>
-      <w:r>
-        <w:noBreakHyphen/>
-      </w:r>
-      <w:r>
-        <w:t xml:space="preserve">9</w:t>
-      </w:r>
-      <w:r>
-        <w:noBreakHyphen/>
-      </w:r>
-      <w:r>
-        <w:t xml:space="preserve">7</w:t>
+        <w:t xml:space="preserve">Therefore, because the matters were consolidated into a single civil case over which the ICA already asserted jurisdiction, the ICA had jurisdiction to consider the appeal. This is especially so, given the ICA’s broad jurisdiction to hear “[f]inal judgments or orders of a circuit court in civil cases” and that Land Use Planning Act’s directive that zoning appeals be heard “in the same manner, and upon the same terms, conditions and limitations as appeals in other civil cases.” See W. Va. Code § 8A-⁠9-⁠7</w:t>
       </w:r>
       <w:r>
         <w:t xml:space="preserve"> </w:t>
@@ -5750,31 +5738,93 @@
         <w:t xml:space="preserve"> </w:t>
       </w:r>
       <w:r>
-        <w:t xml:space="preserve">W. Va. Code § 51</w:t>
+        <w:t xml:space="preserve">W. Va. Code § 51-⁠11-⁠4(b)⁠(1)</w:t>
+      </w:r>
+      <w:r>
+        <w:t xml:space="preserve"> </w:t>
+      </w:r>
+      <w:r>
+        <w:t xml:space="preserve">to “obtain jurisdiction over any civil case filed in the [ICA].”</w:t>
+      </w:r>
+      <w:r>
+        <w:rPr>
+          <w:rStyle w:val="FootnoteReference"/>
+        </w:rPr>
+        <w:footnoteReference w:id="13"/>
+      </w:r>
+    </w:p>
+    <w:p>
+      <w:pPr>
+        <w:pStyle w:val="BodyTextNote"/>
+      </w:pPr>
+      <w:r>
+        <w:t xml:space="preserve">As set forth above, SWN has a strong legal position that the ICA had jurisdiction over this consolidated appeal. And, although SWN disagrees with the ICA’s conclusion, there is a legitimate question of statutory interpretation raised by the ICA in its Memorandum Decision as to the ICA’s jurisdiction to hear statutory land use appeals under the recently adopted Appellate Reorganization Act, which has created a lack of clarity for appellants in land use matters.</w:t>
+      </w:r>
+      <w:r>
+        <w:rPr>
+          <w:rStyle w:val="FootnoteReference"/>
+        </w:rPr>
+        <w:footnoteReference w:id="14"/>
+      </w:r>
+      <w:r>
+        <w:t xml:space="preserve"> </w:t>
+      </w:r>
+      <w:r>
+        <w:t xml:space="preserve">Indeed, the Legislature itself has recognized that the first iteration of the Appellate Reorganization Act lacked the sufficient clarity necessary to clearly direct appellants to the correct court. As pointed out by the ICA in its Memorandum Decision, in legislation enacted earlier this year, the Legislature amended W. Va. Code § 51-⁠11-⁠4(d)⁠(10)</w:t>
+      </w:r>
+      <w:r>
+        <w:t xml:space="preserve"> </w:t>
+      </w:r>
+      <w:r>
+        <w:t xml:space="preserve">as follows:</w:t>
+      </w:r>
+    </w:p>
+    <w:p>
+      <w:pPr>
+        <w:pStyle w:val="XdQuoteFirst"/>
+      </w:pPr>
+      <w:r>
+        <w:t xml:space="preserve">The Intermediate Court of Appeals does not have appellate jurisdiction over…</w:t>
+      </w:r>
+    </w:p>
+    <w:p>
+      <w:pPr>
+        <w:pStyle w:val="XdQuoteLast"/>
+      </w:pPr>
+      <w:r>
+        <w:t xml:space="preserve">Extraordinary remedies, as provided in §53</w:t>
       </w:r>
       <w:r>
         <w:noBreakHyphen/>
       </w:r>
       <w:r>
-        <w:t xml:space="preserve">11</w:t>
+        <w:t xml:space="preserve">1</w:t>
       </w:r>
       <w:r>
         <w:noBreakHyphen/>
       </w:r>
       <w:r>
-        <w:t xml:space="preserve">4(b)⁠(1)</w:t>
-      </w:r>
-      <w:r>
-        <w:t xml:space="preserve"> </w:t>
-      </w:r>
-      <w:r>
-        <w:t xml:space="preserve">to “obtain jurisdiction over any civil case filed in the [ICA].”</w:t>
+        <w:t xml:space="preserve">1</w:t>
+      </w:r>
+      <w:r>
+        <w:t xml:space="preserve"> </w:t>
+      </w:r>
+      <w:r>
+        <w:t xml:space="preserve">et seq. of this code, and any appeal of a decision or order of another court regarding an extraordinary remedy Judgments or final orders issued in proceedings where the relief sought is one or more of the following extraordinary remedies: writ of prohibition, writ of mandamus, writ of quo warranto, writ of certiorari, writ of habeas corpus, special receivers, arrests in civil cases, and personal safety orders…</w:t>
+      </w:r>
+    </w:p>
+    <w:p>
+      <w:pPr>
+        <w:pStyle w:val="BodyTextNote"/>
+      </w:pPr>
+      <w:r>
+        <w:t xml:space="preserve">See Enrl. Com. Sub. For S.B. 548 (2024 Regular Session, effective June 6, 2024). Thus, less than two years after its enactment, the Legislature found it necessary to amend the Appellate Reorganization Act to clarify that the ICA’s jurisdiction over appeals not only excludes appeals arising from “extraordinary writs” “provided for” in the Extraordinary Remedies Act, but rather to all appeals involving “writs of certiorari” provided for under any statute.</w:t>
       </w:r>
       <w:r>
         <w:rPr>
           <w:rStyle w:val="FootnoteReference"/>
         </w:rPr>
-        <w:footnoteReference w:id="13"/>
+        <w:footnoteReference w:id="15"/>
       </w:r>
     </w:p>
     <w:p>
@@ -5782,92 +5832,6 @@
         <w:pStyle w:val="BodyTextNote"/>
       </w:pPr>
       <w:r>
-        <w:t xml:space="preserve">As set forth above, SWN has a strong legal position that the ICA had jurisdiction over this consolidated appeal. And, although SWN disagrees with the ICA’s conclusion, there is a legitimate question of statutory interpretation raised by the ICA in its Memorandum Decision as to the ICA’s jurisdiction to hear statutory land use appeals under the recently adopted Appellate Reorganization Act, which has created a lack of clarity for appellants in land use matters.</w:t>
-      </w:r>
-      <w:r>
-        <w:rPr>
-          <w:rStyle w:val="FootnoteReference"/>
-        </w:rPr>
-        <w:footnoteReference w:id="14"/>
-      </w:r>
-      <w:r>
-        <w:t xml:space="preserve"> </w:t>
-      </w:r>
-      <w:r>
-        <w:t xml:space="preserve">Indeed, the Legislature itself has recognized that the first iteration of the Appellate Reorganization Act lacked the sufficient clarity necessary to clearly direct appellants to the correct court. As pointed out by the ICA in its Memorandum Decision, in legislation enacted earlier this year, the Legislature amended W. Va. Code § 51</w:t>
-      </w:r>
-      <w:r>
-        <w:noBreakHyphen/>
-      </w:r>
-      <w:r>
-        <w:t xml:space="preserve">11</w:t>
-      </w:r>
-      <w:r>
-        <w:noBreakHyphen/>
-      </w:r>
-      <w:r>
-        <w:t xml:space="preserve">4(d)⁠(10)</w:t>
-      </w:r>
-      <w:r>
-        <w:t xml:space="preserve"> </w:t>
-      </w:r>
-      <w:r>
-        <w:t xml:space="preserve">as follows:</w:t>
-      </w:r>
-    </w:p>
-    <w:p>
-      <w:pPr>
-        <w:pStyle w:val="XdQuoteFirst"/>
-      </w:pPr>
-      <w:r>
-        <w:t xml:space="preserve">The Intermediate Court of Appeals does not have appellate jurisdiction over…</w:t>
-      </w:r>
-    </w:p>
-    <w:p>
-      <w:pPr>
-        <w:pStyle w:val="XdQuoteLast"/>
-      </w:pPr>
-      <w:r>
-        <w:t xml:space="preserve">Extraordinary remedies, as provided in §53</w:t>
-      </w:r>
-      <w:r>
-        <w:noBreakHyphen/>
-      </w:r>
-      <w:r>
-        <w:t xml:space="preserve">1</w:t>
-      </w:r>
-      <w:r>
-        <w:noBreakHyphen/>
-      </w:r>
-      <w:r>
-        <w:t xml:space="preserve">1</w:t>
-      </w:r>
-      <w:r>
-        <w:t xml:space="preserve"> </w:t>
-      </w:r>
-      <w:r>
-        <w:t xml:space="preserve">et seq. of this code, and any appeal of a decision or order of another court regarding an extraordinary remedy Judgments or final orders issued in proceedings where the relief sought is one or more of the following extraordinary remedies: writ of prohibition, writ of mandamus, writ of quo warranto, writ of certiorari, writ of habeas corpus, special receivers, arrests in civil cases, and personal safety orders…</w:t>
-      </w:r>
-    </w:p>
-    <w:p>
-      <w:pPr>
-        <w:pStyle w:val="BodyTextNote"/>
-      </w:pPr>
-      <w:r>
-        <w:t xml:space="preserve">See Enrl. Com. Sub. For S.B. 548 (2024 Regular Session, effective June 6, 2024). Thus, less than two years after its enactment, the Legislature found it necessary to amend the Appellate Reorganization Act to clarify that the ICA’s jurisdiction over appeals not only excludes appeals arising from “extraordinary writs” “provided for” in the Extraordinary Remedies Act, but rather to all appeals involving “writs of certiorari” provided for under any statute.</w:t>
-      </w:r>
-      <w:r>
-        <w:rPr>
-          <w:rStyle w:val="FootnoteReference"/>
-        </w:rPr>
-        <w:footnoteReference w:id="15"/>
-      </w:r>
-    </w:p>
-    <w:p>
-      <w:pPr>
-        <w:pStyle w:val="BodyTextNote"/>
-      </w:pPr>
-      <w:r>
         <w:t xml:space="preserve">It would be manifestly unjust for this appeal to be dismissed without consideration on the merits, either by the ICA or this Court, where the Legislature has admitted that the ICA’s jurisdiction was not clear with respect to land use appeals, and where SWN timely filed the ICA Appeal prior to the expiration of the appeal period with the same Clerk and electronic filing system that accepts filings with this Court, and which has been fully briefed by the parties. Thus, whether or not this Court determines that the ICA had jurisdiction, it should utilize its power under Rule 1(b),</w:t>
       </w:r>
       <w:r>
@@ -5880,19 +5844,7 @@
         <w:t xml:space="preserve"> </w:t>
       </w:r>
       <w:r>
-        <w:t xml:space="preserve">W. Va. Code § 51</w:t>
-      </w:r>
-      <w:r>
-        <w:noBreakHyphen/>
-      </w:r>
-      <w:r>
-        <w:t xml:space="preserve">11</w:t>
-      </w:r>
-      <w:r>
-        <w:noBreakHyphen/>
-      </w:r>
-      <w:r>
-        <w:t xml:space="preserve">4(b)⁠(1)</w:t>
+        <w:t xml:space="preserve">W. Va. Code § 51-⁠11-⁠4(b)⁠(1)</w:t>
       </w:r>
       <w:r>
         <w:t xml:space="preserve"> </w:t>
@@ -8064,7 +8016,7 @@
         <w:noBreakHyphen/>
       </w:r>
       <w:r>
-        <w:t xml:space="preserve">91). He testified that he also used historical WVDOT data from 2017, which was the last time data for the studied intersections was available. Id. The DOH also provided CEC with a background traffic growth rate of 1.082 percent per year. Id. He testified that the 2017 traffic volumes, when applied to the 1.082 growth rate, was consistent with the actual traffic counts taken on February 17, 2021. Id. Mr. DePaolis testified that he also reviewed the City’s Comp Plan, which provided for an annual traffic growth rate for the Three Springs/​Park Drive area of 1.25 percent per year. Id; (A. 1746). He testified that for all intents and purposes, that is consistent with the DOH’s growth rate for the same area. (A. 1890) (“You’re talking about 1.082 percent per year versus 1.25 percent per year, that’s a difference of .17 percent per year or one car or one-and-a-half, two cars, for every thousand cars that goes through the intersection.”). In Mr. DePaolis’s expert opinion, not only were the actual traffic counts consistent with the DOH’s traffic counts and annual growth rate, but also the City’s own projected growth rate for the very same area. Id.</w:t>
+        <w:t xml:space="preserve">91). He testified that he also used historical WVDOT data from 2017, which was the last time data for the studied intersections was available. Id. The DOH also provided CEC with a background traffic growth rate of 1.082 percent per year. Id. He testified that the 2017 traffic volumes, when applied to the 1.082 growth rate, was consistent with the actual traffic counts taken on February 17, 2021. Id. Mr. DePaolis testified that he also reviewed the City’s Comp Plan, which provided for an annual traffic growth rate for the Three Springs/​Park Drive area of 1.25 percent per year. Id; (A. 1746). He testified that for all intents and purposes, that is consistent with the DOH’s growth rate for the same area. (A. 1890) (“You’re talking about 1.082 percent per year versus 1.25 percent per year, that’s a difference of .17 percent per year or one car or one-and-a-half, two cars, for every thousand cars that goes through the intersection.”). In Mr. DePaolis’s expert opinion, not only were the actual traffic counts consistent with the DOH’s traffic counts and annual growth rate, but also the City’s own projected growth rate for the very same area. Id.</w:t>
       </w:r>
     </w:p>
     <w:p>
@@ -10124,19 +10076,7 @@
         <w:noBreakHyphen/>
       </w:r>
       <w:r>
-        <w:t xml:space="preserve">18 (“Here, the objective terms of the Horizontal Well Act directly conflict with the additional requirements of the City’s ordinance. On October 1, 2021, the Board issued its written decision denying SWN’s application. The Board reasoned that ‘SWN has failed to prove that the proposed conditional use is compatible with the goals of the Comprehensive Plan, including objective 2.3, which provides, in part, that future development in the Three Springs Drive area should be managed ‘to avoid worsening traffic congestion and additional stress on other existing infrastructure.’ The City’s approval scheme is in direct conflict with the Horizontal Well Act which vests WVDEP with “sole and exclusive authority” to regulate the “permitting” and “location” of horizontal gas wells. See W. Va. Code § 22</w:t>
-      </w:r>
-      <w:r>
-        <w:noBreakHyphen/>
-      </w:r>
-      <w:r>
-        <w:t xml:space="preserve">6A</w:t>
-      </w:r>
-      <w:r>
-        <w:noBreakHyphen/>
-      </w:r>
-      <w:r>
-        <w:t xml:space="preserve">8(b).</w:t>
+        <w:t xml:space="preserve">18 (“Here, the objective terms of the Horizontal Well Act directly conflict with the additional requirements of the City’s ordinance. On October 1, 2021, the Board issued its written decision denying SWN’s application. The Board reasoned that ‘SWN has failed to prove that the proposed conditional use is compatible with the goals of the Comprehensive Plan, including objective 2.3, which provides, in part, that future development in the Three Springs Drive area should be managed ‘to avoid worsening traffic congestion and additional stress on other existing infrastructure.’ The City’s approval scheme is in direct conflict with the Horizontal Well Act which vests WVDEP with “sole and exclusive authority” to regulate the “permitting” and “location” of horizontal gas wells. See W. Va. Code § 22-⁠6A-⁠8(b).</w:t>
       </w:r>
       <w:r>
         <w:t xml:space="preserve"> </w:t>
@@ -10161,73 +10101,25 @@
         <w:t xml:space="preserve"> </w:t>
       </w:r>
       <w:r>
-        <w:t xml:space="preserve">Furthermore, even discounting the consolidation at issue here, while the ICA was correct that “[t]he Intermediate Court of Appeals does not have appellate jurisdiction over…[e]xtraordinary remedies, as provided in § 53</w:t>
-      </w:r>
-      <w:r>
-        <w:noBreakHyphen/>
-      </w:r>
-      <w:r>
-        <w:t xml:space="preserve">1</w:t>
-      </w:r>
-      <w:r>
-        <w:noBreakHyphen/>
-      </w:r>
-      <w:r>
-        <w:t xml:space="preserve">1</w:t>
-      </w:r>
-      <w:r>
-        <w:t xml:space="preserve"> </w:t>
-      </w:r>
-      <w:r>
-        <w:t xml:space="preserve">et seq. of this code, and any appeal of a decision or order of another court regarding an extraordinary remedy[,]” the statutory process for zoning appeals, though styled as a “writ of certiorari” is not “provided in § 53</w:t>
-      </w:r>
-      <w:r>
-        <w:noBreakHyphen/>
-      </w:r>
-      <w:r>
-        <w:t xml:space="preserve">1</w:t>
-      </w:r>
-      <w:r>
-        <w:noBreakHyphen/>
-      </w:r>
-      <w:r>
-        <w:t xml:space="preserve">1</w:t>
-      </w:r>
-      <w:r>
-        <w:t xml:space="preserve"> </w:t>
-      </w:r>
-      <w:r>
-        <w:t xml:space="preserve">et seq.” (“Extraordinary Remedies Act”). See W. Va. Code § 51</w:t>
-      </w:r>
-      <w:r>
-        <w:noBreakHyphen/>
-      </w:r>
-      <w:r>
-        <w:t xml:space="preserve">11</w:t>
-      </w:r>
-      <w:r>
-        <w:noBreakHyphen/>
-      </w:r>
-      <w:r>
-        <w:t xml:space="preserve">4(d)⁠(10).</w:t>
-      </w:r>
-      <w:r>
-        <w:t xml:space="preserve"> </w:t>
-      </w:r>
-      <w:r>
-        <w:t xml:space="preserve">Rather, in the Land Use Planning Act, the Legislature plainly provides a separate statutory appeal procedure for zoning proceedings that is not “provided in” the Extraordinary Remedies Act. Indeed, the Extraordinary Remedies Act specifically provides that the remedy of certiorari contained therein is not available “where authority is or may be given by law to the circuit court, or the judge thereof in vacation, to review such judgment or order on motion, or on appeal…” See W. Va. Code § 53</w:t>
-      </w:r>
-      <w:r>
-        <w:noBreakHyphen/>
-      </w:r>
-      <w:r>
-        <w:t xml:space="preserve">3</w:t>
-      </w:r>
-      <w:r>
-        <w:noBreakHyphen/>
-      </w:r>
-      <w:r>
-        <w:t xml:space="preserve">2</w:t>
+        <w:t xml:space="preserve">Furthermore, even discounting the consolidation at issue here, while the ICA was correct that “[t]he Intermediate Court of Appeals does not have appellate jurisdiction over…[e]xtraordinary remedies, as provided in § 53-⁠1-⁠1</w:t>
+      </w:r>
+      <w:r>
+        <w:t xml:space="preserve"> </w:t>
+      </w:r>
+      <w:r>
+        <w:t xml:space="preserve">et seq. of this code, and any appeal of a decision or order of another court regarding an extraordinary remedy[,]” the statutory process for zoning appeals, though styled as a “writ of certiorari” is not “provided in § 53-⁠1-⁠1</w:t>
+      </w:r>
+      <w:r>
+        <w:t xml:space="preserve"> </w:t>
+      </w:r>
+      <w:r>
+        <w:t xml:space="preserve">et seq.” (“Extraordinary Remedies Act”). See W. Va. Code § 51-⁠11-⁠4(d)⁠(10).</w:t>
+      </w:r>
+      <w:r>
+        <w:t xml:space="preserve"> </w:t>
+      </w:r>
+      <w:r>
+        <w:t xml:space="preserve">Rather, in the Land Use Planning Act, the Legislature plainly provides a separate statutory appeal procedure for zoning proceedings that is not “provided in” the Extraordinary Remedies Act. Indeed, the Extraordinary Remedies Act specifically provides that the remedy of certiorari contained therein is not available “where authority is or may be given by law to the circuit court, or the judge thereof in vacation, to review such judgment or order on motion, or on appeal…” See W. Va. Code § 53-⁠3-⁠2</w:t>
       </w:r>
       <w:r>
         <w:t xml:space="preserve"> </w:t>
@@ -10393,19 +10285,7 @@
         <w:t xml:space="preserve"> </w:t>
       </w:r>
       <w:r>
-        <w:t xml:space="preserve">§ 12</w:t>
-      </w:r>
-      <w:r>
-        <w:noBreakHyphen/>
-      </w:r>
-      <w:r>
-        <w:t xml:space="preserve">1</w:t>
-      </w:r>
-      <w:r>
-        <w:noBreakHyphen/>
-      </w:r>
-      <w:r>
-        <w:t xml:space="preserve">4.</w:t>
+        <w:t xml:space="preserve">§ 12-⁠1-⁠4.</w:t>
       </w:r>
     </w:p>
   </w:footnote>
@@ -11651,6 +11531,33 @@
       <w:ind w:left="2160" w:hanging="720"/>
     </w:pPr>
   </w:style>
+  <w:style w:type="paragraph" w:customStyle="1" w:styleId="XdQuoteList1">
+    <w:name w:val="Xd Quote List 1"/>
+    <w:basedOn w:val="Normal"/>
+    <w:qFormat/>
+    <w:pPr>
+      <w:spacing w:before="0" w:after="0" w:line="276" w:lineRule="exact"/>
+      <w:ind w:left="1440" w:right="720" w:hanging="720"/>
+    </w:pPr>
+  </w:style>
+  <w:style w:type="paragraph" w:customStyle="1" w:styleId="XdQuoteList2">
+    <w:name w:val="Xd Quote List 2"/>
+    <w:basedOn w:val="Normal"/>
+    <w:qFormat/>
+    <w:pPr>
+      <w:spacing w:before="0" w:after="0" w:line="276" w:lineRule="exact"/>
+      <w:ind w:left="2160" w:right="720" w:hanging="720"/>
+    </w:pPr>
+  </w:style>
+  <w:style w:type="paragraph" w:customStyle="1" w:styleId="XdQuoteList3">
+    <w:name w:val="Xd Quote List 3"/>
+    <w:basedOn w:val="Normal"/>
+    <w:qFormat/>
+    <w:pPr>
+      <w:spacing w:before="0" w:after="0" w:line="276" w:lineRule="exact"/>
+      <w:ind w:left="2880" w:right="720" w:hanging="720"/>
+    </w:pPr>
+  </w:style>
   <w:style w:type="paragraph" w:customStyle="1" w:styleId="XdQuote">
     <w:name w:val="XdQuote"/>
     <w:basedOn w:val="BodyText"/>

--- a/courts/fourth-circuit/west-virginia/state/supreme-court/reply-brief/usage/OUTPUT-reply-brief.docx
+++ b/courts/fourth-circuit/west-virginia/state/supreme-court/reply-brief/usage/OUTPUT-reply-brief.docx
@@ -8016,7 +8016,7 @@
         <w:noBreakHyphen/>
       </w:r>
       <w:r>
-        <w:t xml:space="preserve">91). He testified that he also used historical WVDOT data from 2017, which was the last time data for the studied intersections was available. Id. The DOH also provided CEC with a background traffic growth rate of 1.082 percent per year. Id. He testified that the 2017 traffic volumes, when applied to the 1.082 growth rate, was consistent with the actual traffic counts taken on February 17, 2021. Id. Mr. DePaolis testified that he also reviewed the City’s Comp Plan, which provided for an annual traffic growth rate for the Three Springs/​Park Drive area of 1.25 percent per year. Id; (A. 1746). He testified that for all intents and purposes, that is consistent with the DOH’s growth rate for the same area. (A. 1890) (“You’re talking about 1.082 percent per year versus 1.25 percent per year, that’s a difference of .17 percent per year or one car or one-and-a-half, two cars, for every thousand cars that goes through the intersection.”). In Mr. DePaolis’s expert opinion, not only were the actual traffic counts consistent with the DOH’s traffic counts and annual growth rate, but also the City’s own projected growth rate for the very same area. Id.</w:t>
+        <w:t xml:space="preserve">91). He testified that he also used historical WVDOT data from 2017, which was the last time data for the studied intersections was available. Id. The DOH also provided CEC with a background traffic growth rate of 1.082 percent per year. Id. He testified that the 2017 traffic volumes, when applied to the 1.082 growth rate, was consistent with the actual traffic counts taken on February 17, 2021. Id. Mr. DePaolis testified that he also reviewed the City’s Comp Plan, which provided for an annual traffic growth rate for the Three Springs/​Park Drive area of 1.25 percent per year. Id; (A. 1746). He testified that for all intents and purposes, that is consistent with the DOH’s growth rate for the same area. (A. 1890) (“You’re talking about 1.082 percent per year versus 1.25 percent per year, that’s a difference of ⁠.17 percent per year or one car or one-and-a-half, two cars, for every thousand cars that goes through the intersection.”). In Mr. DePaolis’s expert opinion, not only were the actual traffic counts consistent with the DOH’s traffic counts and annual growth rate, but also the City’s own projected growth rate for the very same area. Id.</w:t>
       </w:r>
     </w:p>
     <w:p>

--- a/courts/fourth-circuit/west-virginia/state/supreme-court/reply-brief/usage/OUTPUT-reply-brief.docx
+++ b/courts/fourth-circuit/west-virginia/state/supreme-court/reply-brief/usage/OUTPUT-reply-brief.docx
@@ -387,9 +387,7 @@
                 <w:b/>
                 <w:bCs/>
               </w:rPr>
-              <w:t xml:space="preserve">24</w:t>
-              <w:noBreakHyphen/>
-              <w:t xml:space="preserve">320</w:t>
+              <w:t xml:space="preserve">24-⁠320</w:t>
             </w:r>
           </w:p>
         </w:tc>
@@ -856,9 +854,7 @@
         <w:t xml:space="preserve"> </w:t>
       </w:r>
       <w:r>
-        <w:t xml:space="preserve">562</w:t>
-        <w:noBreakHyphen/>
-        <w:t xml:space="preserve">8362</w:t>
+        <w:t xml:space="preserve">562-⁠8362</w:t>
       </w:r>
     </w:p>
     <w:p>
@@ -2871,9 +2867,7 @@
         <w:t xml:space="preserve"> </w:t>
       </w:r>
       <w:r>
-        <w:t xml:space="preserve">22-ICA</w:t>
-        <w:noBreakHyphen/>
-        <w:t xml:space="preserve">239)</w:t>
+        <w:t xml:space="preserve">22-ICA-⁠239)</w:t>
       </w:r>
       <w:r>
         <w:t xml:space="preserve">   </w:t>
@@ -3831,9 +3825,7 @@
         <w:t xml:space="preserve"> </w:t>
       </w:r>
       <w:r>
-        <w:t xml:space="preserve">23</w:t>
-        <w:noBreakHyphen/>
-        <w:t xml:space="preserve">369)</w:t>
+        <w:t xml:space="preserve">23-⁠369)</w:t>
       </w:r>
       <w:r>
         <w:t xml:space="preserve">   </w:t>
@@ -4065,9 +4057,7 @@
         <w:t xml:space="preserve"> </w:t>
       </w:r>
       <w:r>
-        <w:t xml:space="preserve">23-ICA</w:t>
-        <w:noBreakHyphen/>
-        <w:t xml:space="preserve">405)</w:t>
+        <w:t xml:space="preserve">23-ICA-⁠405)</w:t>
       </w:r>
       <w:r>
         <w:t xml:space="preserve">   </w:t>
@@ -4368,11 +4358,7 @@
         <w:t xml:space="preserve"> </w:t>
       </w:r>
       <w:r>
-        <w:t xml:space="preserve">12</w:t>
-        <w:noBreakHyphen/>
-        <w:t xml:space="preserve">1</w:t>
-        <w:noBreakHyphen/>
-        <w:t xml:space="preserve">4</w:t>
+        <w:t xml:space="preserve">12-⁠1-⁠4</w:t>
       </w:r>
       <w:r>
         <w:t xml:space="preserve">   </w:t>
@@ -4418,11 +4404,7 @@
         <w:t xml:space="preserve"> </w:t>
       </w:r>
       <w:r>
-        <w:t xml:space="preserve">8A</w:t>
-        <w:noBreakHyphen/>
-        <w:t xml:space="preserve">9</w:t>
-        <w:noBreakHyphen/>
-        <w:t xml:space="preserve">7</w:t>
+        <w:t xml:space="preserve">8A-⁠9-⁠7</w:t>
       </w:r>
       <w:r>
         <w:t xml:space="preserve">   </w:t>
@@ -4468,11 +4450,7 @@
         <w:t xml:space="preserve"> </w:t>
       </w:r>
       <w:r>
-        <w:t xml:space="preserve">22</w:t>
-        <w:noBreakHyphen/>
-        <w:t xml:space="preserve">6A</w:t>
-        <w:noBreakHyphen/>
-        <w:t xml:space="preserve">8(b)</w:t>
+        <w:t xml:space="preserve">22-⁠6A-⁠8(b)</w:t>
       </w:r>
       <w:r>
         <w:t xml:space="preserve">   </w:t>
@@ -4518,11 +4496,7 @@
         <w:t xml:space="preserve"> </w:t>
       </w:r>
       <w:r>
-        <w:t xml:space="preserve">51</w:t>
-        <w:noBreakHyphen/>
-        <w:t xml:space="preserve">11</w:t>
-        <w:noBreakHyphen/>
-        <w:t xml:space="preserve">4(b)⁠(1)</w:t>
+        <w:t xml:space="preserve">51-⁠11-⁠4(b)⁠(1)</w:t>
       </w:r>
       <w:r>
         <w:t xml:space="preserve">   </w:t>
@@ -4568,11 +4542,7 @@
         <w:t xml:space="preserve"> </w:t>
       </w:r>
       <w:r>
-        <w:t xml:space="preserve">51</w:t>
-        <w:noBreakHyphen/>
-        <w:t xml:space="preserve">11</w:t>
-        <w:noBreakHyphen/>
-        <w:t xml:space="preserve">4(d)⁠(10)</w:t>
+        <w:t xml:space="preserve">51-⁠11-⁠4(d)⁠(10)</w:t>
       </w:r>
       <w:r>
         <w:t xml:space="preserve">   </w:t>
@@ -4618,11 +4588,7 @@
         <w:t xml:space="preserve"> </w:t>
       </w:r>
       <w:r>
-        <w:t xml:space="preserve">53</w:t>
-        <w:noBreakHyphen/>
-        <w:t xml:space="preserve">1</w:t>
-        <w:noBreakHyphen/>
-        <w:t xml:space="preserve">1</w:t>
+        <w:t xml:space="preserve">53-⁠1-⁠1</w:t>
       </w:r>
       <w:r>
         <w:t xml:space="preserve"> </w:t>
@@ -4680,11 +4646,7 @@
         <w:t xml:space="preserve"> </w:t>
       </w:r>
       <w:r>
-        <w:t xml:space="preserve">53</w:t>
-        <w:noBreakHyphen/>
-        <w:t xml:space="preserve">3</w:t>
-        <w:noBreakHyphen/>
-        <w:t xml:space="preserve">2</w:t>
+        <w:t xml:space="preserve">53-⁠3-⁠2</w:t>
       </w:r>
       <w:r>
         <w:t xml:space="preserve">   </w:t>
@@ -5284,49 +5246,7 @@
         <w:pStyle w:val="BodyTextNote"/>
       </w:pPr>
       <w:r>
-        <w:t xml:space="preserve">On March 15, 2022, upon a motion by the City, the Circuit Court entered an order consolidating the Complaint and Appeal because consolidation “promotes judicial economy by providing efficiencies of a single forum for all parties to brief and for this Court to consider legal issues…The two cases are based upon and arise out of the same transaction or occurrence and consolidation will promote a more efficient process and ensure consistent outcomes in both cases.” (A. 2139</w:t>
-      </w:r>
-      <w:r>
-        <w:noBreakHyphen/>
-      </w:r>
-      <w:r>
-        <w:t xml:space="preserve">44) (emphasis added). The Circuit Court specifically ordered that “Brooke Civil Action No. CC</w:t>
-      </w:r>
-      <w:r>
-        <w:noBreakHyphen/>
-      </w:r>
-      <w:r>
-        <w:t xml:space="preserve">05</w:t>
-      </w:r>
-      <w:r>
-        <w:noBreakHyphen/>
-      </w:r>
-      <w:r>
-        <w:t xml:space="preserve">2021-C</w:t>
-      </w:r>
-      <w:r>
-        <w:noBreakHyphen/>
-      </w:r>
-      <w:r>
-        <w:t xml:space="preserve">71, styled SWN Production Company, LLC v. City of Weirton shall be transferred to this Court and consolidated with Brooke Civil Action No. CC</w:t>
-      </w:r>
-      <w:r>
-        <w:noBreakHyphen/>
-      </w:r>
-      <w:r>
-        <w:t xml:space="preserve">05</w:t>
-      </w:r>
-      <w:r>
-        <w:noBreakHyphen/>
-      </w:r>
-      <w:r>
-        <w:t xml:space="preserve">2021-P</w:t>
-      </w:r>
-      <w:r>
-        <w:noBreakHyphen/>
-      </w:r>
-      <w:r>
-        <w:t xml:space="preserve">35, styled SWN Production Company, LLC v. City of Weirton Board of Zoning Appeals.” Id. As such, both matters underlying this appeal were consolidated into a single civil case.</w:t>
+        <w:t xml:space="preserve">On March 15, 2022, upon a motion by the City, the Circuit Court entered an order consolidating the Complaint and Appeal because consolidation “promotes judicial economy by providing efficiencies of a single forum for all parties to brief and for this Court to consider legal issues…The two cases are based upon and arise out of the same transaction or occurrence and consolidation will promote a more efficient process and ensure consistent outcomes in both cases.” (A. 2139-⁠44) (emphasis added). The Circuit Court specifically ordered that “Brooke Civil Action No. CC-⁠05-⁠2021-C-⁠71, styled SWN Production Company, LLC v. City of Weirton shall be transferred to this Court and consolidated with Brooke Civil Action No. CC-⁠05-⁠2021-P-⁠35, styled SWN Production Company, LLC v. City of Weirton Board of Zoning Appeals.” Id. As such, both matters underlying this appeal were consolidated into a single civil case.</w:t>
       </w:r>
       <w:r>
         <w:rPr>
@@ -5792,19 +5712,7 @@
         <w:pStyle w:val="XdQuoteLast"/>
       </w:pPr>
       <w:r>
-        <w:t xml:space="preserve">Extraordinary remedies, as provided in §53</w:t>
-      </w:r>
-      <w:r>
-        <w:noBreakHyphen/>
-      </w:r>
-      <w:r>
-        <w:t xml:space="preserve">1</w:t>
-      </w:r>
-      <w:r>
-        <w:noBreakHyphen/>
-      </w:r>
-      <w:r>
-        <w:t xml:space="preserve">1</w:t>
+        <w:t xml:space="preserve">Extraordinary remedies, as provided in §53-⁠1-⁠1</w:t>
       </w:r>
       <w:r>
         <w:t xml:space="preserve"> </w:t>
@@ -7060,13 +6968,7 @@
         <w:pStyle w:val="BodyText"/>
       </w:pPr>
       <w:r>
-        <w:t xml:space="preserve">Throughout its Response Brief, the City repeatedly states that SWN’s initial application submission was deficient because it should have included all of the information required for the Board to render its decision, rather than simply satisfying the UDO’s initial submission requirements. See e.g., Response Brief, at p. 28 (“In this case, Petitioner made no attempt to demonstrate compliance with the UDO’s conditional use permit requirements beyond its boilerplate statements in the Application.”); Response Brief, at p. 37(“[SWN’s] application only addressed these Standards for Approval by conclusory statements and attachment of three graphic image renderings”). However, with its initial submission, SWN was only obligated to submit the material referenced in Section 3.6.2.1 of the UDO, which included a site plan and “[a]ny other information deemed helpful by the applicant or necessary by the Board of Zoning Appeals to explain the nature of the proposed use and its consistency with the standards established by this Section for Conditional Use permits.” SWN met these requirements by submitting detailed site plans and providing more than 240 pages of plans, studies and reports in support of the Application. (A. 570</w:t>
-      </w:r>
-      <w:r>
-        <w:noBreakHyphen/>
-      </w:r>
-      <w:r>
-        <w:t xml:space="preserve">892). Indeed, when questioned if he had ever notified SWN that its Application was incomplete in any way prior to the hearings, Mr. Knowlton responded that he had not. (A. 1391).</w:t>
+        <w:t xml:space="preserve">Throughout its Response Brief, the City repeatedly states that SWN’s initial application submission was deficient because it should have included all of the information required for the Board to render its decision, rather than simply satisfying the UDO’s initial submission requirements. See e.g., Response Brief, at p. 28 (“In this case, Petitioner made no attempt to demonstrate compliance with the UDO’s conditional use permit requirements beyond its boilerplate statements in the Application.”); Response Brief, at p. 37(“[SWN’s] application only addressed these Standards for Approval by conclusory statements and attachment of three graphic image renderings”). However, with its initial submission, SWN was only obligated to submit the material referenced in Section 3.6.2.1 of the UDO, which included a site plan and “[a]ny other information deemed helpful by the applicant or necessary by the Board of Zoning Appeals to explain the nature of the proposed use and its consistency with the standards established by this Section for Conditional Use permits.” SWN met these requirements by submitting detailed site plans and providing more than 240 pages of plans, studies and reports in support of the Application. (A. 570-⁠892). Indeed, when questioned if he had ever notified SWN that its Application was incomplete in any way prior to the hearings, Mr. Knowlton responded that he had not. (A. 1391).</w:t>
       </w:r>
     </w:p>
     <w:p>
@@ -7080,13 +6982,7 @@
         <w:t xml:space="preserve"> </w:t>
       </w:r>
       <w:r>
-        <w:t xml:space="preserve">v. Jefferson County Bd. of Zoning Appeals, 214 W. Va. 535, 591 S.E.2d 93, 101 (2003), the information provided with an initial conditional use application “provides a launching point from which the public can begin to participate in and the Zoning Administrator and the Commission can conduct the multi-stage reviewing process that is involved in any application for a conditional use permit.” Therefore, SWN’s initial Application was merely the starting point, after which SWN presented expert testimony over three days of hearings to demonstrate compliance with each and every of the UDO’s requirements for conditional uses. Accordingly, the litany of substantive deficiencies alleged by the City as to SWN’s initial Application are entirely irrelevant because each item was subsequently addressed at the hearings on this matter. See Response Brief, at pp. 4</w:t>
-      </w:r>
-      <w:r>
-        <w:noBreakHyphen/>
-      </w:r>
-      <w:r>
-        <w:t xml:space="preserve">6.</w:t>
+        <w:t xml:space="preserve">v. Jefferson County Bd. of Zoning Appeals, 214 W. Va. 535, 591 S.E.2d 93, 101 (2003), the information provided with an initial conditional use application “provides a launching point from which the public can begin to participate in and the Zoning Administrator and the Commission can conduct the multi-stage reviewing process that is involved in any application for a conditional use permit.” Therefore, SWN’s initial Application was merely the starting point, after which SWN presented expert testimony over three days of hearings to demonstrate compliance with each and every of the UDO’s requirements for conditional uses. Accordingly, the litany of substantive deficiencies alleged by the City as to SWN’s initial Application are entirely irrelevant because each item was subsequently addressed at the hearings on this matter. See Response Brief, at pp. 4-⁠6.</w:t>
       </w:r>
     </w:p>
     <w:p>
@@ -7364,13 +7260,7 @@
         <w:pStyle w:val="BodyTextNote"/>
       </w:pPr>
       <w:r>
-        <w:t xml:space="preserve">Despite the fact that it was not a ground for the BZA’s denial, the City now asserts the red herring argument that the Application should have been denied solely because the height of the temporary drill rig does not comply with the PDD District’s maximum 60’ building height requirement. The prominence of this novel assertion in the Response Brief demonstrates how weak its remaining arguments actually are. However, as demonstrated by SWN, the drill rig is a temporary piece of equipment that will only be placed on the site for 13</w:t>
-      </w:r>
-      <w:r>
-        <w:noBreakHyphen/>
-      </w:r>
-      <w:r>
-        <w:t xml:space="preserve">18 days for each of three legs of the wells that are proposed, after which it will be removed. (A. 577). Therefore, the drill rig is not a “building”</w:t>
+        <w:t xml:space="preserve">Despite the fact that it was not a ground for the BZA’s denial, the City now asserts the red herring argument that the Application should have been denied solely because the height of the temporary drill rig does not comply with the PDD District’s maximum 60’ building height requirement. The prominence of this novel assertion in the Response Brief demonstrates how weak its remaining arguments actually are. However, as demonstrated by SWN, the drill rig is a temporary piece of equipment that will only be placed on the site for 13-⁠18 days for each of three legs of the wells that are proposed, after which it will be removed. (A. 577). Therefore, the drill rig is not a “building”</w:t>
       </w:r>
       <w:r>
         <w:rPr>
@@ -7394,13 +7284,7 @@
         <w:t xml:space="preserve"> </w:t>
       </w:r>
       <w:r>
-        <w:t xml:space="preserve">requirements. Taken to its logical conclusion, the City’s position would mean that temporary crane equipment could not be utilized to construct buildings in the UDO’s C</w:t>
-      </w:r>
-      <w:r>
-        <w:noBreakHyphen/>
-      </w:r>
-      <w:r>
-        <w:t xml:space="preserve">3 Commercial District, where the maximum building height is also 60’. UDO § 10.2</w:t>
+        <w:t xml:space="preserve">requirements. Taken to its logical conclusion, the City’s position would mean that temporary crane equipment could not be utilized to construct buildings in the UDO’s C-⁠3 Commercial District, where the maximum building height is also 60’. UDO § 10.2</w:t>
       </w:r>
       <w:r>
         <w:t xml:space="preserve"> </w:t>
@@ -7668,13 +7552,7 @@
         <w:pStyle w:val="BodyTextNote"/>
       </w:pPr>
       <w:r>
-        <w:t xml:space="preserve">The City identifies a long list of areas in which is claims that SWN did not demonstrate compliance with the compatibility factors. See City’s Reply Brief, at pp. 36</w:t>
-      </w:r>
-      <w:r>
-        <w:noBreakHyphen/>
-      </w:r>
-      <w:r>
-        <w:t xml:space="preserve">38. However, the City’s contentions can essentially be distilled into two assertions: (1) SWN did not demonstrate that the Brownlee Pad</w:t>
+        <w:t xml:space="preserve">The City identifies a long list of areas in which is claims that SWN did not demonstrate compliance with the compatibility factors. See City’s Reply Brief, at pp. 36-⁠38. However, the City’s contentions can essentially be distilled into two assertions: (1) SWN did not demonstrate that the Brownlee Pad</w:t>
       </w:r>
       <w:r>
         <w:rPr>
@@ -7802,19 +7680,7 @@
         <w:pStyle w:val="BodyText"/>
       </w:pPr>
       <w:r>
-        <w:t xml:space="preserve">With respect to compatibility with the area surrounding the Brownlee Pad, SWN provided expert testimony from Mr. DePaolis that he reviewed Objective 2.3 of the City Comp Plan and that in his professional opinion, the traffic associated with the production phase of operations will not worsen traffic congestion nor will it add additional stress on the existing infrastructure in the surrounding area. (A. 1894</w:t>
-      </w:r>
-      <w:r>
-        <w:noBreakHyphen/>
-      </w:r>
-      <w:r>
-        <w:t xml:space="preserve">96). He further testified that the traffic would not negatively affect future development of this area as a mixed-use commercial hub. Id. On cross-examination, Mr. DePaolis was asked if he had reason to doubt the comments of the Fairfield Inn Suites ownership that the Brownlee Pad development would harm their business and the Park Drive development owners’ opinions that they would either not be able to develop or would have difficulty in developing their adjacent developments because of the proposed development. (A. 1913</w:t>
-      </w:r>
-      <w:r>
-        <w:noBreakHyphen/>
-      </w:r>
-      <w:r>
-        <w:t xml:space="preserve">15). Mr. DePaolis answered as follows:</w:t>
+        <w:t xml:space="preserve">With respect to compatibility with the area surrounding the Brownlee Pad, SWN provided expert testimony from Mr. DePaolis that he reviewed Objective 2.3 of the City Comp Plan and that in his professional opinion, the traffic associated with the production phase of operations will not worsen traffic congestion nor will it add additional stress on the existing infrastructure in the surrounding area. (A. 1894-⁠96). He further testified that the traffic would not negatively affect future development of this area as a mixed-use commercial hub. Id. On cross-examination, Mr. DePaolis was asked if he had reason to doubt the comments of the Fairfield Inn Suites ownership that the Brownlee Pad development would harm their business and the Park Drive development owners’ opinions that they would either not be able to develop or would have difficulty in developing their adjacent developments because of the proposed development. (A. 1913-⁠15). Mr. DePaolis answered as follows:</w:t>
       </w:r>
     </w:p>
     <w:p>
@@ -7854,13 +7720,7 @@
         <w:pStyle w:val="BodyText"/>
       </w:pPr>
       <w:r>
-        <w:t xml:space="preserve">Also, with respect to compatibility, SWN presented evidence that the Brownlee Pad will be located in the outskirts of the City near the center of the large 301.81-acre tract of land that comprises the Subject Property and that the nearest occupied structure is located approximately 1,273 feet away. (A. 1851). With respect to visual impacts on adjacent properties, the Subject Property is not at the same elevation with the other developments along Three Springs and Park Drives. The Pad sits approximately 150’ lower than the other developments located on Park Drive and will not be visible from adjacent properties. (A. 1212</w:t>
-      </w:r>
-      <w:r>
-        <w:noBreakHyphen/>
-      </w:r>
-      <w:r>
-        <w:t xml:space="preserve">13). This is especially so after drilling and completions activities are concluded, at which time there will be no active use of the property, other than periodic maintenance trucks.</w:t>
+        <w:t xml:space="preserve">Also, with respect to compatibility, SWN presented evidence that the Brownlee Pad will be located in the outskirts of the City near the center of the large 301.81-acre tract of land that comprises the Subject Property and that the nearest occupied structure is located approximately 1,273 feet away. (A. 1851). With respect to visual impacts on adjacent properties, the Subject Property is not at the same elevation with the other developments along Three Springs and Park Drives. The Pad sits approximately 150’ lower than the other developments located on Park Drive and will not be visible from adjacent properties. (A. 1212-⁠13). This is especially so after drilling and completions activities are concluded, at which time there will be no active use of the property, other than periodic maintenance trucks.</w:t>
       </w:r>
     </w:p>
     <w:p>
@@ -7868,25 +7728,13 @@
         <w:pStyle w:val="BodyText"/>
       </w:pPr>
       <w:r>
-        <w:t xml:space="preserve">Mr. Webb further testified as to the compatibility of the noise impacts of the proposed Brownlee Pad on the surrounding area. He testified that the noise, without any mitigation measures, would be below the ambient background level. (A. 1223</w:t>
-      </w:r>
-      <w:r>
-        <w:noBreakHyphen/>
-      </w:r>
-      <w:r>
-        <w:t xml:space="preserve">24). Based on all project information provided by SWN and the analysis contained in his expert report, he testified that, within a reasonable degree of engineering certainty, it was his professional opinion that the proposed Pad would comply with the noise regulations. (A. 897). He further testified that the noise effects would be temporary and will be negligible after construction operations, drilling and completions. See UDO § 3.6.3.1</w:t>
-      </w:r>
-      <w:r>
-        <w:t xml:space="preserve"> </w:t>
-      </w:r>
-      <w:r>
-        <w:t xml:space="preserve">(D); (A. 894</w:t>
-      </w:r>
-      <w:r>
-        <w:noBreakHyphen/>
-      </w:r>
-      <w:r>
-        <w:t xml:space="preserve">904).</w:t>
+        <w:t xml:space="preserve">Mr. Webb further testified as to the compatibility of the noise impacts of the proposed Brownlee Pad on the surrounding area. He testified that the noise, without any mitigation measures, would be below the ambient background level. (A. 1223-⁠24). Based on all project information provided by SWN and the analysis contained in his expert report, he testified that, within a reasonable degree of engineering certainty, it was his professional opinion that the proposed Pad would comply with the noise regulations. (A. 897). He further testified that the noise effects would be temporary and will be negligible after construction operations, drilling and completions. See UDO § 3.6.3.1</w:t>
+      </w:r>
+      <w:r>
+        <w:t xml:space="preserve"> </w:t>
+      </w:r>
+      <w:r>
+        <w:t xml:space="preserve">(D); (A. 894-⁠904).</w:t>
       </w:r>
     </w:p>
     <w:p>
@@ -7894,13 +7742,7 @@
         <w:pStyle w:val="BodyText"/>
       </w:pPr>
       <w:r>
-        <w:t xml:space="preserve">With respect to water impacts on the surrounding neighborhood, SWN presented testimony and reports from Mr. Walentosky. (A. 1555). He explained that the Brownlee Pad is hydraulically isolated from the City’s public water supply system because water discharging from the Brownlee Pad drains into the watershed located downstream of the water supply system. (A. 1925</w:t>
-      </w:r>
-      <w:r>
-        <w:noBreakHyphen/>
-      </w:r>
-      <w:r>
-        <w:t xml:space="preserve">26). Further, the center of the proposed Brownlee Pad is located more than 3.3 miles east of the public water supply sources. (A. 1922). The aquifer supplying the Ranney collector well is laterally and topographically separate from the bedrock aquifers through which the Pad gas wells would be installed. Id. As such, in Mr. Walentosky’s expert opinion, there will be no impacts to water supply sources resulting from the proposed natural gas development activities. (A. 1555).</w:t>
+        <w:t xml:space="preserve">With respect to water impacts on the surrounding neighborhood, SWN presented testimony and reports from Mr. Walentosky. (A. 1555). He explained that the Brownlee Pad is hydraulically isolated from the City’s public water supply system because water discharging from the Brownlee Pad drains into the watershed located downstream of the water supply system. (A. 1925-⁠26). Further, the center of the proposed Brownlee Pad is located more than 3.3 miles east of the public water supply sources. (A. 1922). The aquifer supplying the Ranney collector well is laterally and topographically separate from the bedrock aquifers through which the Pad gas wells would be installed. Id. As such, in Mr. Walentosky’s expert opinion, there will be no impacts to water supply sources resulting from the proposed natural gas development activities. (A. 1555).</w:t>
       </w:r>
     </w:p>
     <w:p>
@@ -7978,13 +7820,7 @@
         <w:pStyle w:val="BodyText"/>
       </w:pPr>
       <w:r>
-        <w:t xml:space="preserve">Regarding potential traffic impacts, at the Evidentiary Hearing, Mr. DePaolis comprehensively and systematically addressed all of the reasons why the Board’s findings with respect to the Traffic Study were erroneous. With respect to the Mr. Colantino’s assertion that Traffic Study was flawed because the temperature was allegedly 8 degrees at some point on February 17, 2021, Mr. DePaolis testified that the temperature does not affect traffic movement counts. (A. 1887</w:t>
-      </w:r>
-      <w:r>
-        <w:noBreakHyphen/>
-      </w:r>
-      <w:r>
-        <w:t xml:space="preserve">88). He further testified that the ITE and the Transportation Research Board’s Highway Capacity Manual do not address the appropriate temperatures that are acceptable to take traffic counts. Id. In his professional opinion, the temperature on February 17, 2021 did not make the traffic count baseline erroneous. Id.</w:t>
+        <w:t xml:space="preserve">Regarding potential traffic impacts, at the Evidentiary Hearing, Mr. DePaolis comprehensively and systematically addressed all of the reasons why the Board’s findings with respect to the Traffic Study were erroneous. With respect to the Mr. Colantino’s assertion that Traffic Study was flawed because the temperature was allegedly 8 degrees at some point on February 17, 2021, Mr. DePaolis testified that the temperature does not affect traffic movement counts. (A. 1887-⁠88). He further testified that the ITE and the Transportation Research Board’s Highway Capacity Manual do not address the appropriate temperatures that are acceptable to take traffic counts. Id. In his professional opinion, the temperature on February 17, 2021 did not make the traffic count baseline erroneous. Id.</w:t>
       </w:r>
     </w:p>
     <w:p>
@@ -7992,31 +7828,7 @@
         <w:pStyle w:val="BodyText"/>
       </w:pPr>
       <w:r>
-        <w:t xml:space="preserve">With respect to the Mr. Colantino’s assertion that the Traffic Study was flawed because of the COVID</w:t>
-      </w:r>
-      <w:r>
-        <w:noBreakHyphen/>
-      </w:r>
-      <w:r>
-        <w:t xml:space="preserve">19 pandemic, Mr. DePaolis testified that there was no stay-at-home order in effect on February 17, 2021. (A. 1888</w:t>
-      </w:r>
-      <w:r>
-        <w:noBreakHyphen/>
-      </w:r>
-      <w:r>
-        <w:t xml:space="preserve">89). He further explained, in general, that he performed several other traffic studies during the COVID pandemic. Id. He explained that the ITE issued guidance on how traffic counts should be conducted, which included the use of historical traffic data were available. Id. As he testified, that is the exact guidance that he used for the Traffic Study. In his professional opinion, the COVID</w:t>
-      </w:r>
-      <w:r>
-        <w:noBreakHyphen/>
-      </w:r>
-      <w:r>
-        <w:t xml:space="preserve">19 pandemic did not make the traffic count baseline erroneous. Id. Mr. DePaolis testified that the Traffic Study did not only rely on the traffic counts taken on February 17, 2021 to determine the capacity calculations at the study intersections. (A. 1890</w:t>
-      </w:r>
-      <w:r>
-        <w:noBreakHyphen/>
-      </w:r>
-      <w:r>
-        <w:t xml:space="preserve">91). He testified that he also used historical WVDOT data from 2017, which was the last time data for the studied intersections was available. Id. The DOH also provided CEC with a background traffic growth rate of 1.082 percent per year. Id. He testified that the 2017 traffic volumes, when applied to the 1.082 growth rate, was consistent with the actual traffic counts taken on February 17, 2021. Id. Mr. DePaolis testified that he also reviewed the City’s Comp Plan, which provided for an annual traffic growth rate for the Three Springs/​Park Drive area of 1.25 percent per year. Id; (A. 1746). He testified that for all intents and purposes, that is consistent with the DOH’s growth rate for the same area. (A. 1890) (“You’re talking about 1.082 percent per year versus 1.25 percent per year, that’s a difference of ⁠.17 percent per year or one car or one-and-a-half, two cars, for every thousand cars that goes through the intersection.”). In Mr. DePaolis’s expert opinion, not only were the actual traffic counts consistent with the DOH’s traffic counts and annual growth rate, but also the City’s own projected growth rate for the very same area. Id.</w:t>
+        <w:t xml:space="preserve">With respect to the Mr. Colantino’s assertion that the Traffic Study was flawed because of the COVID-⁠19 pandemic, Mr. DePaolis testified that there was no stay-at-home order in effect on February 17, 2021. (A. 1888-⁠89). He further explained, in general, that he performed several other traffic studies during the COVID pandemic. Id. He explained that the ITE issued guidance on how traffic counts should be conducted, which included the use of historical traffic data were available. Id. As he testified, that is the exact guidance that he used for the Traffic Study. In his professional opinion, the COVID-⁠19 pandemic did not make the traffic count baseline erroneous. Id. Mr. DePaolis testified that the Traffic Study did not only rely on the traffic counts taken on February 17, 2021 to determine the capacity calculations at the study intersections. (A. 1890-⁠91). He testified that he also used historical WVDOT data from 2017, which was the last time data for the studied intersections was available. Id. The DOH also provided CEC with a background traffic growth rate of 1.082 percent per year. Id. He testified that the 2017 traffic volumes, when applied to the 1.082 growth rate, was consistent with the actual traffic counts taken on February 17, 2021. Id. Mr. DePaolis testified that he also reviewed the City’s Comp Plan, which provided for an annual traffic growth rate for the Three Springs/​Park Drive area of 1.25 percent per year. Id; (A. 1746). He testified that for all intents and purposes, that is consistent with the DOH’s growth rate for the same area. (A. 1890) (“You’re talking about 1.082 percent per year versus 1.25 percent per year, that’s a difference of ⁠.17 percent per year or one car or one-and-a-half, two cars, for every thousand cars that goes through the intersection.”). In Mr. DePaolis’s expert opinion, not only were the actual traffic counts consistent with the DOH’s traffic counts and annual growth rate, but also the City’s own projected growth rate for the very same area. Id.</w:t>
       </w:r>
     </w:p>
     <w:p>
@@ -8024,13 +7836,7 @@
         <w:pStyle w:val="BodyText"/>
       </w:pPr>
       <w:r>
-        <w:t xml:space="preserve">With respect to the Mr. Colantino’s assertion that the Traffic Study was flawed because Three Springs Crossing, Aldi’s and Big Lots developments occurred after the WVDOT studied the area in 2017, Mr. DePaolis explained that these are the types of developments that are contemplated in the annual growth rates used by both the DOH and the City. In his professional opinion, the traffic associated with the Three Springs Crossing, Aldi’s and Big Lots developments did not render his baseline traffic counts erroneous. (A. 1891</w:t>
-      </w:r>
-      <w:r>
-        <w:noBreakHyphen/>
-      </w:r>
-      <w:r>
-        <w:t xml:space="preserve">92). With respect to the Mr. Colantino’s assertion that the Traffic Study was flawed because the DOH’s timing cards were not reviewed, Mr. DePaolis explained that timing cards are summaries provided by the DOH that indicate the programming inside the cabinet of the traffic signal that controls the operation of the traffic signal. Id. In his professional opinion, the Traffic Study was not flawed because they “used actual observed traffic signal timings at the intersection, which means [CEC] saw the phasing, the green times, the yellow and all red times that were present during the counts” and “not theoretical timings that are shown on the timing card.” As he explained, actual field measurements are more reliable information than the timing cards. Id. As a result of his analysis, Mr. DePaolis concluded that, to a reasonable degree of traffic engineering certainty, the additional traffic generated by the Brownlee Pad during the completions stage would not result in a degradation of level of surface for the affected intersections and that there would be “no significant traffic impact” associated with the Proposed Uses. (A. 1219).</w:t>
+        <w:t xml:space="preserve">With respect to the Mr. Colantino’s assertion that the Traffic Study was flawed because Three Springs Crossing, Aldi’s and Big Lots developments occurred after the WVDOT studied the area in 2017, Mr. DePaolis explained that these are the types of developments that are contemplated in the annual growth rates used by both the DOH and the City. In his professional opinion, the traffic associated with the Three Springs Crossing, Aldi’s and Big Lots developments did not render his baseline traffic counts erroneous. (A. 1891-⁠92). With respect to the Mr. Colantino’s assertion that the Traffic Study was flawed because the DOH’s timing cards were not reviewed, Mr. DePaolis explained that timing cards are summaries provided by the DOH that indicate the programming inside the cabinet of the traffic signal that controls the operation of the traffic signal. Id. In his professional opinion, the Traffic Study was not flawed because they “used actual observed traffic signal timings at the intersection, which means [CEC] saw the phasing, the green times, the yellow and all red times that were present during the counts” and “not theoretical timings that are shown on the timing card.” As he explained, actual field measurements are more reliable information than the timing cards. Id. As a result of his analysis, Mr. DePaolis concluded that, to a reasonable degree of traffic engineering certainty, the additional traffic generated by the Brownlee Pad during the completions stage would not result in a degradation of level of surface for the affected intersections and that there would be “no significant traffic impact” associated with the Proposed Uses. (A. 1219).</w:t>
       </w:r>
     </w:p>
     <w:p>
@@ -8038,13 +7844,7 @@
         <w:pStyle w:val="BodyText"/>
       </w:pPr>
       <w:r>
-        <w:t xml:space="preserve">But, despite Mr. DePaolis’ expert testimony, the Circuit Court specifically found that Mr. Colantonio, a personal injury attorney with no training in traffic engineering, provided substantial evidence to support the Board’s determination that the use would have detrimental impacts on traffic. (A. 25</w:t>
-      </w:r>
-      <w:r>
-        <w:noBreakHyphen/>
-      </w:r>
-      <w:r>
-        <w:t xml:space="preserve">28, 56). However, as in Far Away</w:t>
+        <w:t xml:space="preserve">But, despite Mr. DePaolis’ expert testimony, the Circuit Court specifically found that Mr. Colantonio, a personal injury attorney with no training in traffic engineering, provided substantial evidence to support the Board’s determination that the use would have detrimental impacts on traffic. (A. 25-⁠28, 56). However, as in Far Away</w:t>
       </w:r>
       <w:r>
         <w:t xml:space="preserve"> </w:t>
@@ -8340,13 +8140,7 @@
         <w:pStyle w:val="BodyText"/>
       </w:pPr>
       <w:r>
-        <w:t xml:space="preserve">The City maintains that only the rebuttal testimony of Mr. Walentosky relating to hydrogeological issues should be considered in the substantial evidence analysis. See Response Brief, at p. 41</w:t>
-      </w:r>
-      <w:r>
-        <w:noBreakHyphen/>
-      </w:r>
-      <w:r>
-        <w:t xml:space="preserve">42 (“In particular, Petitioner argues that it should have been permitted to offer a geology report and testimony of a geologist at the September 7, 2021, hearing before the BZA or be permitted to continue the hearing to a third hearing date to offer rebuttal evidence.”); Response Brief, at p. 40 (“Petitioner contends that it was denied due process because it was denied the opportunity to present a geologist report in rebuttal to testimony presented to the BZA at the second hearing the BZA held”). The reason for the City’s position is obvious: When SWN was finally offered a full and fair opportunity at the Evidentiary Hearing to rebut the unsubstantiated testimony of the public regarding traffic and other compatibility concerns, SWN’s experts systematically dismantled the BZA’s asserted reasons for denial.</w:t>
+        <w:t xml:space="preserve">The City maintains that only the rebuttal testimony of Mr. Walentosky relating to hydrogeological issues should be considered in the substantial evidence analysis. See Response Brief, at p. 41-⁠42 (“In particular, Petitioner argues that it should have been permitted to offer a geology report and testimony of a geologist at the September 7, 2021, hearing before the BZA or be permitted to continue the hearing to a third hearing date to offer rebuttal evidence.”); Response Brief, at p. 40 (“Petitioner contends that it was denied due process because it was denied the opportunity to present a geologist report in rebuttal to testimony presented to the BZA at the second hearing the BZA held”). The reason for the City’s position is obvious: When SWN was finally offered a full and fair opportunity at the Evidentiary Hearing to rebut the unsubstantiated testimony of the public regarding traffic and other compatibility concerns, SWN’s experts systematically dismantled the BZA’s asserted reasons for denial.</w:t>
       </w:r>
     </w:p>
     <w:p>
@@ -8878,9 +8672,7 @@
                     <w:t xml:space="preserve"> </w:t>
                   </w:r>
                   <w:r>
-                    <w:t xml:space="preserve">562</w:t>
-                    <w:noBreakHyphen/>
-                    <w:t xml:space="preserve">8362</w:t>
+                    <w:t xml:space="preserve">562-⁠8362</w:t>
                   </w:r>
                 </w:p>
                 <w:p>
@@ -9931,9 +9723,7 @@
               <w:t xml:space="preserve"> </w:t>
             </w:r>
             <w:r>
-              <w:t xml:space="preserve">562</w:t>
-              <w:noBreakHyphen/>
-              <w:t xml:space="preserve">8362</w:t>
+              <w:t xml:space="preserve">562-⁠8362</w:t>
             </w:r>
           </w:p>
           <w:p>
@@ -10070,13 +9860,7 @@
         <w:t xml:space="preserve"> </w:t>
       </w:r>
       <w:r>
-        <w:t xml:space="preserve">In the ICA Preemption Opinion reversing the Circuit Court’s Decision in the consolidated pre-emption matter (attached as Exhibit A), the ICA expressly recognized that the preemption issue in that matter and the BZA’s denial of SWN’s conditional use application in this appeal were inextricably intertwined. Id. at p. 17</w:t>
-      </w:r>
-      <w:r>
-        <w:noBreakHyphen/>
-      </w:r>
-      <w:r>
-        <w:t xml:space="preserve">18 (“Here, the objective terms of the Horizontal Well Act directly conflict with the additional requirements of the City’s ordinance. On October 1, 2021, the Board issued its written decision denying SWN’s application. The Board reasoned that ‘SWN has failed to prove that the proposed conditional use is compatible with the goals of the Comprehensive Plan, including objective 2.3, which provides, in part, that future development in the Three Springs Drive area should be managed ‘to avoid worsening traffic congestion and additional stress on other existing infrastructure.’ The City’s approval scheme is in direct conflict with the Horizontal Well Act which vests WVDEP with “sole and exclusive authority” to regulate the “permitting” and “location” of horizontal gas wells. See W. Va. Code § 22-⁠6A-⁠8(b).</w:t>
+        <w:t xml:space="preserve">In the ICA Preemption Opinion reversing the Circuit Court’s Decision in the consolidated pre-emption matter (attached as Exhibit A), the ICA expressly recognized that the preemption issue in that matter and the BZA’s denial of SWN’s conditional use application in this appeal were inextricably intertwined. Id. at p. 17-⁠18 (“Here, the objective terms of the Horizontal Well Act directly conflict with the additional requirements of the City’s ordinance. On October 1, 2021, the Board issued its written decision denying SWN’s application. The Board reasoned that ‘SWN has failed to prove that the proposed conditional use is compatible with the goals of the Comprehensive Plan, including objective 2.3, which provides, in part, that future development in the Three Springs Drive area should be managed ‘to avoid worsening traffic congestion and additional stress on other existing infrastructure.’ The City’s approval scheme is in direct conflict with the Horizontal Well Act which vests WVDEP with “sole and exclusive authority” to regulate the “permitting” and “location” of horizontal gas wells. See W. Va. Code § 22-⁠6A-⁠8(b).</w:t>
       </w:r>
       <w:r>
         <w:t xml:space="preserve"> </w:t>
@@ -10144,13 +9928,7 @@
         <w:t xml:space="preserve"> </w:t>
       </w:r>
       <w:r>
-        <w:t xml:space="preserve">Out of an abundance of caution, SWN also filed a “Motion Requesting that the Supreme Court of Appeals Obtain Jurisdiction Over Appeal Filed in the Intermediate Court of Appeals,” separately docketed with this Court at No. 24</w:t>
-      </w:r>
-      <w:r>
-        <w:noBreakHyphen/>
-      </w:r>
-      <w:r>
-        <w:t xml:space="preserve">753, which requested the same relief sought herein, and which was refused by this Court without an opinion on August 20, 2024.</w:t>
+        <w:t xml:space="preserve">Out of an abundance of caution, SWN also filed a “Motion Requesting that the Supreme Court of Appeals Obtain Jurisdiction Over Appeal Filed in the Intermediate Court of Appeals,” separately docketed with this Court at No. 24-⁠753, which requested the same relief sought herein, and which was refused by this Court without an opinion on August 20, 2024.</w:t>
       </w:r>
     </w:p>
   </w:footnote>
@@ -10169,13 +9947,7 @@
         <w:t xml:space="preserve"> </w:t>
       </w:r>
       <w:r>
-        <w:t xml:space="preserve">Only three appeals from Circuit Court decisions involving municipal land use appeals have been filed since the Reorganization Act became effective: (1) the instant case, SWN Production Company, LLC v. City of Weirton Board of Zoning Appeals et al. (ICA Docket No. 23-ICA</w:t>
-      </w:r>
-      <w:r>
-        <w:noBreakHyphen/>
-      </w:r>
-      <w:r>
-        <w:t xml:space="preserve">405);</w:t>
+        <w:t xml:space="preserve">Only three appeals from Circuit Court decisions involving municipal land use appeals have been filed since the Reorganization Act became effective: (1) the instant case, SWN Production Company, LLC v. City of Weirton Board of Zoning Appeals et al. (ICA Docket No. 23-ICA-⁠405);</w:t>
       </w:r>
       <w:r>
         <w:t xml:space="preserve"> </w:t>
@@ -10187,25 +9959,13 @@
         <w:t xml:space="preserve"> </w:t>
       </w:r>
       <w:r>
-        <w:t xml:space="preserve">Corporation v. The City of Huntington Board of Zoning Appeals et al. (ICA Docket No. 22-ICA</w:t>
-      </w:r>
-      <w:r>
-        <w:noBreakHyphen/>
-      </w:r>
-      <w:r>
-        <w:t xml:space="preserve">239); and (3) Rockwell</w:t>
-      </w:r>
-      <w:r>
-        <w:t xml:space="preserve"> </w:t>
-      </w:r>
-      <w:r>
-        <w:t xml:space="preserve">v. Jefferson County Board of Zoning Appeals et al. (Supreme Court of Appeals Docket No. 23</w:t>
-      </w:r>
-      <w:r>
-        <w:noBreakHyphen/>
-      </w:r>
-      <w:r>
-        <w:t xml:space="preserve">369). Two of those three cases were initially filed with the ICA. This demonstrates that Reorganization Act lacked sufficient clarity regarding jurisdiction over appeals involving municipal land use decisions.</w:t>
+        <w:t xml:space="preserve">Corporation v. The City of Huntington Board of Zoning Appeals et al. (ICA Docket No. 22-ICA-⁠239); and (3) Rockwell</w:t>
+      </w:r>
+      <w:r>
+        <w:t xml:space="preserve"> </w:t>
+      </w:r>
+      <w:r>
+        <w:t xml:space="preserve">v. Jefferson County Board of Zoning Appeals et al. (Supreme Court of Appeals Docket No. 23-⁠369). Two of those three cases were initially filed with the ICA. This demonstrates that Reorganization Act lacked sufficient clarity regarding jurisdiction over appeals involving municipal land use decisions.</w:t>
       </w:r>
     </w:p>
   </w:footnote>
@@ -11279,7 +11039,7 @@
     <w:qFormat/>
     <w:pPr>
       <w:keepLines/>
-      <w:spacing w:before="0" w:after="140" w:line="276" w:lineRule="exact"/>
+      <w:spacing w:before="46" w:after="140" w:line="276" w:lineRule="exact"/>
     </w:pPr>
     <w:rPr>
       <w:sz w:val="24"/>
